--- a/Curso-Introduccion-Concurrencia-CSharp-master/Concurrencia.docx
+++ b/Curso-Introduccion-Concurrencia-CSharp-master/Concurrencia.docx
@@ -615,7 +615,7 @@
             <v:path o:extrusionok="f" gradientshapeok="t" o:connecttype="rect"/>
             <o:lock v:ext="edit" aspectratio="t"/>
           </v:shapetype>
-          <v:shape id="_x0000_i1025" type="#_x0000_t75" style="width:424.7pt;height:160.15pt">
+          <v:shape id="_x0000_i1025" type="#_x0000_t75" style="width:424.5pt;height:160.25pt">
             <v:imagedata r:id="rId6" o:title="SemaphoreSlim"/>
           </v:shape>
         </w:pict>
@@ -627,8 +627,340 @@
           <w:lang w:val="es-ES"/>
         </w:rPr>
       </w:pPr>
+    </w:p>
+    <w:p>
+      <w:pPr>
+        <w:rPr>
+          <w:lang w:val="es-ES"/>
+        </w:rPr>
+      </w:pPr>
+      <w:r>
+        <w:rPr>
+          <w:lang w:val="es-ES"/>
+        </w:rPr>
+        <w:t xml:space="preserve">Reportando progreso con </w:t>
+      </w:r>
+      <w:proofErr w:type="spellStart"/>
+      <w:r>
+        <w:rPr>
+          <w:color w:val="0070C0"/>
+          <w:lang w:val="es-ES"/>
+        </w:rPr>
+        <w:t>IProgress</w:t>
+      </w:r>
+      <w:proofErr w:type="spellEnd"/>
+    </w:p>
+    <w:p>
+      <w:pPr>
+        <w:rPr>
+          <w:lang w:val="es-ES"/>
+        </w:rPr>
+      </w:pPr>
+      <w:proofErr w:type="spellStart"/>
+      <w:r>
+        <w:rPr>
+          <w:color w:val="0070C0"/>
+          <w:lang w:val="es-ES"/>
+        </w:rPr>
+        <w:t>IProgress</w:t>
+      </w:r>
+      <w:proofErr w:type="spellEnd"/>
+      <w:r>
+        <w:rPr>
+          <w:color w:val="0070C0"/>
+          <w:lang w:val="es-ES"/>
+        </w:rPr>
+        <w:t xml:space="preserve"> </w:t>
+      </w:r>
+      <w:r>
+        <w:rPr>
+          <w:lang w:val="es-ES"/>
+        </w:rPr>
+        <w:t>dispara un evento cada vez que ocurre algo, y lo podemos utilizar para reportar el progreso de un conjunto de tareas.</w:t>
+      </w:r>
+    </w:p>
+    <w:p>
+      <w:pPr>
+        <w:rPr>
+          <w:lang w:val="es-ES"/>
+        </w:rPr>
+      </w:pPr>
+      <w:r>
+        <w:rPr>
+          <w:noProof/>
+          <w:lang w:eastAsia="es-AR"/>
+        </w:rPr>
+        <w:drawing>
+          <wp:inline distT="0" distB="0" distL="0" distR="0">
+            <wp:extent cx="5400040" cy="4970780"/>
+            <wp:effectExtent l="0" t="0" r="0" b="1270"/>
+            <wp:docPr id="3" name="Imagen 3"/>
+            <wp:cNvGraphicFramePr>
+              <a:graphicFrameLocks xmlns:a="http://schemas.openxmlformats.org/drawingml/2006/main" noChangeAspect="1"/>
+            </wp:cNvGraphicFramePr>
+            <a:graphic xmlns:a="http://schemas.openxmlformats.org/drawingml/2006/main">
+              <a:graphicData uri="http://schemas.openxmlformats.org/drawingml/2006/picture">
+                <pic:pic xmlns:pic="http://schemas.openxmlformats.org/drawingml/2006/picture">
+                  <pic:nvPicPr>
+                    <pic:cNvPr id="3" name="IProgress.png"/>
+                    <pic:cNvPicPr/>
+                  </pic:nvPicPr>
+                  <pic:blipFill>
+                    <a:blip r:embed="rId7">
+                      <a:extLst>
+                        <a:ext uri="{28A0092B-C50C-407E-A947-70E740481C1C}">
+                          <a14:useLocalDpi xmlns:a14="http://schemas.microsoft.com/office/drawing/2010/main" val="0"/>
+                        </a:ext>
+                      </a:extLst>
+                    </a:blip>
+                    <a:stretch>
+                      <a:fillRect/>
+                    </a:stretch>
+                  </pic:blipFill>
+                  <pic:spPr>
+                    <a:xfrm>
+                      <a:off x="0" y="0"/>
+                      <a:ext cx="5400040" cy="4970780"/>
+                    </a:xfrm>
+                    <a:prstGeom prst="rect">
+                      <a:avLst/>
+                    </a:prstGeom>
+                  </pic:spPr>
+                </pic:pic>
+              </a:graphicData>
+            </a:graphic>
+          </wp:inline>
+        </w:drawing>
+      </w:r>
+    </w:p>
+    <w:p>
+      <w:pPr>
+        <w:rPr>
+          <w:lang w:val="es-ES"/>
+        </w:rPr>
+      </w:pPr>
+      <w:r>
+        <w:rPr>
+          <w:lang w:val="es-ES"/>
+        </w:rPr>
+        <w:lastRenderedPageBreak/>
+        <w:t xml:space="preserve">A través de la instancia de </w:t>
+      </w:r>
+      <w:proofErr w:type="spellStart"/>
+      <w:r>
+        <w:rPr>
+          <w:lang w:val="es-ES"/>
+        </w:rPr>
+        <w:t>IProgress</w:t>
+      </w:r>
+      <w:proofErr w:type="spellEnd"/>
+      <w:r>
+        <w:rPr>
+          <w:lang w:val="es-ES"/>
+        </w:rPr>
+        <w:t xml:space="preserve"> que en este caso es </w:t>
+      </w:r>
+      <w:proofErr w:type="spellStart"/>
+      <w:r>
+        <w:rPr>
+          <w:lang w:val="es-ES"/>
+        </w:rPr>
+        <w:t>progress</w:t>
+      </w:r>
+      <w:proofErr w:type="spellEnd"/>
+      <w:r>
+        <w:rPr>
+          <w:lang w:val="es-ES"/>
+        </w:rPr>
+        <w:t xml:space="preserve"> accedemos al método y le pasamos el indicador que creamos que es de tipo INT que es el tipo de valor que espera el método </w:t>
+      </w:r>
+      <w:proofErr w:type="spellStart"/>
+      <w:r>
+        <w:rPr>
+          <w:lang w:val="es-ES"/>
+        </w:rPr>
+        <w:t>ReposrtarProgreso</w:t>
+      </w:r>
+      <w:proofErr w:type="spellEnd"/>
+      <w:r>
+        <w:rPr>
+          <w:lang w:val="es-ES"/>
+        </w:rPr>
+        <w:t xml:space="preserve">   </w:t>
+      </w:r>
+      <w:proofErr w:type="spellStart"/>
+      <w:proofErr w:type="gramStart"/>
+      <w:r>
+        <w:rPr>
+          <w:lang w:val="es-ES"/>
+        </w:rPr>
+        <w:t>Repor</w:t>
+      </w:r>
+      <w:r>
+        <w:rPr>
+          <w:lang w:val="es-ES"/>
+        </w:rPr>
+        <w:t>t</w:t>
+      </w:r>
+      <w:proofErr w:type="spellEnd"/>
+      <w:r>
+        <w:rPr>
+          <w:lang w:val="es-ES"/>
+        </w:rPr>
+        <w:t>(</w:t>
+      </w:r>
+      <w:proofErr w:type="gramEnd"/>
+      <w:r>
+        <w:rPr>
+          <w:lang w:val="es-ES"/>
+        </w:rPr>
+        <w:t>) quien el lanza el evento</w:t>
+      </w:r>
+      <w:r>
+        <w:rPr>
+          <w:lang w:val="es-ES"/>
+        </w:rPr>
+        <w:t>.</w:t>
+      </w:r>
+    </w:p>
+    <w:p>
+      <w:pPr>
+        <w:rPr>
+          <w:lang w:val="es-ES"/>
+        </w:rPr>
+      </w:pPr>
+    </w:p>
+    <w:p>
+      <w:pPr>
+        <w:rPr>
+          <w:lang w:val="es-ES"/>
+        </w:rPr>
+      </w:pPr>
+      <w:r>
+        <w:rPr>
+          <w:lang w:val="es-ES"/>
+        </w:rPr>
+        <w:t xml:space="preserve">En la implementación anterior el progreso se va actualizando a medida que se avanza dentro del bucle pero si estamos procesando un volumen considerable de datos puede ralentizar el sistema, para darle solución a este escenario podemos ir reportando el progreso en intervalos de tiempo. </w:t>
+      </w:r>
+      <w:r>
+        <w:rPr>
+          <w:lang w:val="es-ES"/>
+        </w:rPr>
+        <w:t>En el ejemplo se reporta el progreso cada 1 segundo:</w:t>
+      </w:r>
+    </w:p>
+    <w:p>
+      <w:pPr>
+        <w:rPr>
+          <w:lang w:val="es-ES"/>
+        </w:rPr>
+      </w:pPr>
       <w:bookmarkStart w:id="0" w:name="_GoBack"/>
       <w:bookmarkEnd w:id="0"/>
+    </w:p>
+    <w:p>
+      <w:pPr>
+        <w:rPr>
+          <w:lang w:val="es-ES"/>
+        </w:rPr>
+      </w:pPr>
+      <w:r>
+        <w:rPr>
+          <w:noProof/>
+          <w:lang w:eastAsia="es-AR"/>
+        </w:rPr>
+        <w:drawing>
+          <wp:inline distT="0" distB="0" distL="0" distR="0">
+            <wp:extent cx="5400040" cy="2996906"/>
+            <wp:effectExtent l="0" t="0" r="0" b="0"/>
+            <wp:docPr id="4" name="Imagen 4"/>
+            <wp:cNvGraphicFramePr>
+              <a:graphicFrameLocks xmlns:a="http://schemas.openxmlformats.org/drawingml/2006/main" noChangeAspect="1"/>
+            </wp:cNvGraphicFramePr>
+            <a:graphic xmlns:a="http://schemas.openxmlformats.org/drawingml/2006/main">
+              <a:graphicData uri="http://schemas.openxmlformats.org/drawingml/2006/picture">
+                <pic:pic xmlns:pic="http://schemas.openxmlformats.org/drawingml/2006/picture">
+                  <pic:nvPicPr>
+                    <pic:cNvPr id="4" name="concurrencia.png"/>
+                    <pic:cNvPicPr/>
+                  </pic:nvPicPr>
+                  <pic:blipFill>
+                    <a:blip r:embed="rId8">
+                      <a:extLst>
+                        <a:ext uri="{28A0092B-C50C-407E-A947-70E740481C1C}">
+                          <a14:useLocalDpi xmlns:a14="http://schemas.microsoft.com/office/drawing/2010/main" val="0"/>
+                        </a:ext>
+                      </a:extLst>
+                    </a:blip>
+                    <a:stretch>
+                      <a:fillRect/>
+                    </a:stretch>
+                  </pic:blipFill>
+                  <pic:spPr>
+                    <a:xfrm>
+                      <a:off x="0" y="0"/>
+                      <a:ext cx="5400040" cy="2996906"/>
+                    </a:xfrm>
+                    <a:prstGeom prst="rect">
+                      <a:avLst/>
+                    </a:prstGeom>
+                  </pic:spPr>
+                </pic:pic>
+              </a:graphicData>
+            </a:graphic>
+          </wp:inline>
+        </w:drawing>
+      </w:r>
+    </w:p>
+    <w:p>
+      <w:pPr>
+        <w:rPr>
+          <w:lang w:val="es-ES"/>
+        </w:rPr>
+      </w:pPr>
+      <w:proofErr w:type="spellStart"/>
+      <w:r>
+        <w:rPr>
+          <w:b/>
+          <w:lang w:val="es-ES"/>
+        </w:rPr>
+        <w:t>Task.WhenAny</w:t>
+      </w:r>
+      <w:proofErr w:type="spellEnd"/>
+      <w:r>
+        <w:rPr>
+          <w:lang w:val="es-ES"/>
+        </w:rPr>
+        <w:t xml:space="preserve"> es una técnica que permite avanzar en el código tan pronto como cualquiera de las tareas (en este caso, </w:t>
+      </w:r>
+      <w:proofErr w:type="spellStart"/>
+      <w:r>
+        <w:rPr>
+          <w:lang w:val="es-ES"/>
+        </w:rPr>
+        <w:t>respuestasTareas</w:t>
+      </w:r>
+      <w:proofErr w:type="spellEnd"/>
+      <w:r>
+        <w:rPr>
+          <w:lang w:val="es-ES"/>
+        </w:rPr>
+        <w:t xml:space="preserve"> o </w:t>
+      </w:r>
+      <w:proofErr w:type="spellStart"/>
+      <w:r>
+        <w:rPr>
+          <w:lang w:val="es-ES"/>
+        </w:rPr>
+        <w:t>Task.Delay</w:t>
+      </w:r>
+      <w:proofErr w:type="spellEnd"/>
+      <w:r>
+        <w:rPr>
+          <w:lang w:val="es-ES"/>
+        </w:rPr>
+        <w:t>) se complete. Este patrón es común para realizar chequeos periódicos o actualizaciones mientras se espera la finalización de múltiples tareas concurrentes.</w:t>
+      </w:r>
     </w:p>
     <w:sectPr>
       <w:pgSz w:w="11906" w:h="16838"/>
